--- a/documents/Digital_Printing_Business_Website_Documentation.docx
+++ b/documents/Digital_Printing_Business_Website_Documentation.docx
@@ -7,7 +7,7 @@
         <w:pStyle w:val="Heading1"/>
       </w:pPr>
       <w:r>
-        <w:t>Digital Printing Business Website Documentation</w:t>
+        <w:t>Eilselnel Printing Website Documentation</w:t>
       </w:r>
     </w:p>
     <w:p>
@@ -20,7 +20,7 @@
     </w:p>
     <w:p>
       <w:r>
-        <w:t>This document provides full documentation for the Digital Printing Business Website. The website was developed to showcase printing services, allow customers to browse products, view pricing, and submit quotation requests online.</w:t>
+        <w:t>This document provides full documentation for the Eilselnel Printing website. The static website presents printing services, category browsing, service search, product detail modals, quote request guidance, and contact details for customers. Live site: https://eilselnel.pages.dev/.</w:t>
       </w:r>
     </w:p>
     <w:p>
@@ -33,23 +33,23 @@
     </w:p>
     <w:p>
       <w:r>
-        <w:t>- Present available digital printing services clearly</w:t>
+        <w:t>- Present Eilselnel Printing services clearly</w:t>
       </w:r>
       <w:r>
         <w:br/>
-        <w:t>- Provide pricing transparency</w:t>
+        <w:t>- Provide price guidance and turnaround notes</w:t>
       </w:r>
       <w:r>
         <w:br/>
-        <w:t>- Allow customers to submit quotation requests</w:t>
+        <w:t>- Help customers browse services by category or search</w:t>
       </w:r>
       <w:r>
         <w:br/>
-        <w:t>- Strengthen online presence for the family business</w:t>
+        <w:t>- Guide quotation requests through a simple static form experience</w:t>
       </w:r>
       <w:r>
         <w:br/>
-        <w:t>- Improve customer accessibility and communication</w:t>
+        <w:t>- Keep the website easy to host, update, and maintain without a custom server or database</w:t>
       </w:r>
     </w:p>
     <w:p>
@@ -70,23 +70,11 @@
       </w:r>
       <w:r>
         <w:br/>
-        <w:t>- Bootstrap</w:t>
-      </w:r>
-      <w:r>
-        <w:br/>
         <w:t>- JavaScript</w:t>
       </w:r>
       <w:r>
         <w:br/>
-        <w:t>- jQuery</w:t>
-      </w:r>
-      <w:r>
-        <w:br/>
-        <w:t>- SQL</w:t>
-      </w:r>
-      <w:r>
-        <w:br/>
-        <w:t>- .NET Framework / C#</w:t>
+        <w:t>- Cloudflare Pages</w:t>
       </w:r>
     </w:p>
     <w:p>
@@ -99,30 +87,7 @@
     </w:p>
     <w:p>
       <w:r>
-        <w:t>The website is composed of the following main sections:</w:t>
-      </w:r>
-      <w:r>
-        <w:br/>
-      </w:r>
-      <w:r>
-        <w:br/>
-        <w:t>• Home</w:t>
-      </w:r>
-      <w:r>
-        <w:br/>
-        <w:t>• Services</w:t>
-      </w:r>
-      <w:r>
-        <w:br/>
-        <w:t>• Product Listings</w:t>
-      </w:r>
-      <w:r>
-        <w:br/>
-        <w:t>• Get Quotation Form</w:t>
-      </w:r>
-      <w:r>
-        <w:br/>
-        <w:t>• About Us</w:t>
+        <w:t>The website is composed of the following main sections: Home, Services Catalog, Top Selling Products, Get Quotation, About Us, and Service Details Modal.</w:t>
       </w:r>
     </w:p>
     <w:p>
@@ -135,7 +100,7 @@
     </w:p>
     <w:p>
       <w:r>
-        <w:t>The Home page introduces the business, highlights its experience, and presents a hero image showing the digital printing machine in operation.</w:t>
+        <w:t>The Home page introduces the Eilselnel Printing brand with a full-width printer hero image, primary actions for browsing services and requesting a quote, and quick service highlights for while-you-wait printing, custom layouts, and small or bulk orders.</w:t>
       </w:r>
     </w:p>
     <w:p>
@@ -191,7 +156,7 @@
     </w:p>
     <w:p>
       <w:r>
-        <w:t>The Services section displays all available printing services in a card-based layout. Each card includes a product image, service name, and price range.</w:t>
+        <w:t>The Services section displays the service catalog in a card-based layout. Customers can review service images, descriptions, category labels, price guides, and service details before asking for a quotation.</w:t>
       </w:r>
     </w:p>
     <w:p>
@@ -372,39 +337,7 @@
     </w:p>
     <w:p>
       <w:r>
-        <w:t>Available product categories include:</w:t>
-      </w:r>
-      <w:r>
-        <w:br/>
-        <w:t>- Tarpaulin Printing</w:t>
-      </w:r>
-      <w:r>
-        <w:br/>
-        <w:t>- Sticker Cut-Out</w:t>
-      </w:r>
-      <w:r>
-        <w:br/>
-        <w:t>- PVC ID</w:t>
-      </w:r>
-      <w:r>
-        <w:br/>
-        <w:t>- ID Lace</w:t>
-      </w:r>
-      <w:r>
-        <w:br/>
-        <w:t>- Button Pin</w:t>
-      </w:r>
-      <w:r>
-        <w:br/>
-        <w:t>- Mug Press</w:t>
-      </w:r>
-      <w:r>
-        <w:br/>
-        <w:t>- T-Shirt Heatpress</w:t>
-      </w:r>
-      <w:r>
-        <w:br/>
-        <w:t>- Photo Printing</w:t>
+        <w:t>Available categories and services include: Large Format - Tarpaulin Printing; Personalized Items - Mug Printing, Sticker Printing, and Button Pin; Documents and IDs - ID Printing and Photo Print; Apparel and Events - Lace and Lanyard and Heat Press Printing.</w:t>
       </w:r>
     </w:p>
     <w:p>
@@ -418,7 +351,7 @@
     </w:p>
     <w:p>
       <w:r>
-        <w:t>Users can filter services using category navigation and search functionality to quickly locate specific products.</w:t>
+        <w:t>Users can filter services by category and search across service names, descriptions, and category labels. The results bar updates the service count and active filter, and an empty state appears when no service matches the search.</w:t>
       </w:r>
     </w:p>
     <w:p>
@@ -431,7 +364,7 @@
     </w:p>
     <w:p>
       <w:r>
-        <w:t>The quotation form allows customers to submit inquiries directly from the website. Required fields ensure sufficient information is collected.</w:t>
+        <w:t>The quotation section lets customers enter request details directly on the static page. The current flow validates required fields and directs customers to contact nowprinting@gmail.com while the online quotation process is being finalized.</w:t>
       </w:r>
     </w:p>
     <w:p>
@@ -511,7 +444,7 @@
     </w:p>
     <w:p>
       <w:r>
-        <w:t>The About Us section provides company background, history, and values. It highlights the business establishment in July 2012 and its commitment to quality and customer satisfaction.</w:t>
+        <w:t>The About Us section explains the shop audience and purpose, with contact details for email, phone, and location. Current contact details are nowprinting@gmail.com, +639614178598, and Philippines.</w:t>
       </w:r>
     </w:p>
     <w:p>
@@ -519,15 +452,12 @@
         <w:pStyle w:val="Heading2"/>
       </w:pPr>
       <w:r>
-        <w:t>11. Database &amp; Backend</w:t>
+        <w:t>11. Static Deployment &amp; Source Structure</w:t>
       </w:r>
     </w:p>
     <w:p>
       <w:r>
-        <w:t>The backend system manages service listings, pricing, and quotation submissions. Quotation requests are stored in a database for follow-up and customer communication.</w:t>
-      </w:r>
-      <w:r>
-        <w:t xml:space="preserve"> (To be implemented)</w:t>
+        <w:t>The website is hosted as a static web app on Cloudflare Pages at https://eilselnel.pages.dev/. It can also run locally by opening index.html directly in a browser. The main source files are index.html, styles.css, app.js, and assets/images. Site settings and service catalog data are maintained in app.js.</w:t>
       </w:r>
     </w:p>
     <w:p>
@@ -535,34 +465,28 @@
         <w:pStyle w:val="Heading2"/>
       </w:pPr>
       <w:r>
-        <w:t>1</w:t>
-      </w:r>
-      <w:r>
-        <w:t>2</w:t>
-      </w:r>
-      <w:r>
-        <w:t>. Future Enhancements</w:t>
+        <w:t>12. Future Enhancements</w:t>
       </w:r>
     </w:p>
     <w:p>
       <w:r>
-        <w:t>- Online ordering and payment integration</w:t>
+        <w:t>- Activate a finished email or third-party form submission handoff</w:t>
       </w:r>
       <w:r>
         <w:br/>
-        <w:t>- Admin dashboard for managing services</w:t>
+        <w:t>- Improve SEO metadata and social preview content</w:t>
       </w:r>
       <w:r>
         <w:br/>
-        <w:t>- Image gallery for completed projects</w:t>
+        <w:t>- Add analytics for catalog and quotation interest</w:t>
       </w:r>
       <w:r>
         <w:br/>
-        <w:t>- SEO optimization</w:t>
+        <w:t>- Expand the completed-project image gallery</w:t>
       </w:r>
       <w:r>
         <w:br/>
-        <w:t>- Mobile application support</w:t>
+        <w:t>- Continue accessibility and mobile usability refinements</w:t>
       </w:r>
     </w:p>
     <w:p>
@@ -570,12 +494,12 @@
         <w:pStyle w:val="Heading2"/>
       </w:pPr>
       <w:r>
-        <w:t>14. Conclusion</w:t>
+        <w:t>13. Conclusion</w:t>
       </w:r>
     </w:p>
     <w:p>
       <w:r>
-        <w:t>This website serves as a complete digital solution for the printing business. It enhances customer engagement, simplifies quotation requests, and provides a professional online presence.</w:t>
+        <w:t>The Eilselnel Printing website gives customers a clear way to browse services, compare price guidance, view service details, and prepare quotation requests while keeping the website simple to deploy and maintain.</w:t>
       </w:r>
     </w:p>
     <w:sectPr>
